--- a/templ/urist2/Заявление на банкротство.docx
+++ b/templ/urist2/Заявление на банкротство.docx
@@ -23,7 +23,29 @@
           <w:sz w:val="24"/>
           <w:szCs w:val="24"/>
         </w:rPr>
-        <w:t>{{Арбитражный_суд}}</w:t>
+        <w:t>{{</w:t>
+      </w:r>
+      <w:proofErr w:type="spellStart"/>
+      <w:r>
+        <w:rPr>
+          <w:rFonts w:ascii="Times New Roman" w:hAnsi="Times New Roman"/>
+          <w:b/>
+          <w:bCs/>
+          <w:sz w:val="24"/>
+          <w:szCs w:val="24"/>
+        </w:rPr>
+        <w:t>Арбитражный_суд</w:t>
+      </w:r>
+      <w:proofErr w:type="spellEnd"/>
+      <w:r>
+        <w:rPr>
+          <w:rFonts w:ascii="Times New Roman" w:hAnsi="Times New Roman"/>
+          <w:b/>
+          <w:bCs/>
+          <w:sz w:val="24"/>
+          <w:szCs w:val="24"/>
+        </w:rPr>
+        <w:t>}}</w:t>
       </w:r>
     </w:p>
     <w:p>
@@ -140,6 +162,7 @@
         </w:rPr>
         <w:t>{{</w:t>
       </w:r>
+      <w:proofErr w:type="spellStart"/>
       <w:r>
         <w:rPr>
           <w:rFonts w:ascii="Times New Roman" w:hAnsi="Times New Roman"/>
@@ -148,6 +171,7 @@
         </w:rPr>
         <w:t>Адрес_регистрации</w:t>
       </w:r>
+      <w:proofErr w:type="spellEnd"/>
       <w:r>
         <w:rPr>
           <w:rFonts w:ascii="Times New Roman" w:hAnsi="Times New Roman"/>
@@ -203,6 +227,7 @@
         </w:rPr>
         <w:t>{{</w:t>
       </w:r>
+      <w:proofErr w:type="spellStart"/>
       <w:r>
         <w:rPr>
           <w:rFonts w:ascii="Times New Roman" w:hAnsi="Times New Roman"/>
@@ -211,6 +236,7 @@
         </w:rPr>
         <w:t>Дата_рождения</w:t>
       </w:r>
+      <w:proofErr w:type="spellEnd"/>
       <w:r>
         <w:rPr>
           <w:rFonts w:ascii="Times New Roman" w:hAnsi="Times New Roman"/>
@@ -264,6 +290,7 @@
         </w:rPr>
         <w:t>{{</w:t>
       </w:r>
+      <w:proofErr w:type="spellStart"/>
       <w:r>
         <w:rPr>
           <w:rFonts w:ascii="Times New Roman" w:hAnsi="Times New Roman"/>
@@ -272,6 +299,7 @@
         </w:rPr>
         <w:t>Место_рождения</w:t>
       </w:r>
+      <w:proofErr w:type="spellEnd"/>
       <w:r>
         <w:rPr>
           <w:rFonts w:ascii="Times New Roman" w:hAnsi="Times New Roman"/>
@@ -339,6 +367,7 @@
         </w:rPr>
         <w:t>{{</w:t>
       </w:r>
+      <w:proofErr w:type="spellStart"/>
       <w:r>
         <w:rPr>
           <w:rFonts w:ascii="Times New Roman" w:hAnsi="Times New Roman"/>
@@ -347,6 +376,7 @@
         </w:rPr>
         <w:t>Серия_и_номер_пас</w:t>
       </w:r>
+      <w:proofErr w:type="spellEnd"/>
       <w:r>
         <w:rPr>
           <w:rFonts w:ascii="Times New Roman" w:hAnsi="Times New Roman"/>
@@ -379,6 +409,7 @@
         </w:rPr>
         <w:t>{{</w:t>
       </w:r>
+      <w:proofErr w:type="spellStart"/>
       <w:r>
         <w:rPr>
           <w:rFonts w:ascii="Times New Roman" w:hAnsi="Times New Roman"/>
@@ -387,6 +418,7 @@
         </w:rPr>
         <w:t>Кем_выдан_пас</w:t>
       </w:r>
+      <w:proofErr w:type="spellEnd"/>
       <w:r>
         <w:rPr>
           <w:rFonts w:ascii="Times New Roman" w:hAnsi="Times New Roman"/>
@@ -411,6 +443,7 @@
         </w:rPr>
         <w:t>{{</w:t>
       </w:r>
+      <w:proofErr w:type="spellStart"/>
       <w:r>
         <w:rPr>
           <w:rFonts w:ascii="Times New Roman" w:hAnsi="Times New Roman"/>
@@ -435,6 +468,7 @@
         </w:rPr>
         <w:t>_пас</w:t>
       </w:r>
+      <w:proofErr w:type="spellEnd"/>
       <w:r>
         <w:rPr>
           <w:rFonts w:ascii="Times New Roman" w:hAnsi="Times New Roman"/>
@@ -499,6 +533,7 @@
         </w:rPr>
         <w:t>{{</w:t>
       </w:r>
+      <w:proofErr w:type="spellStart"/>
       <w:r>
         <w:rPr>
           <w:rFonts w:ascii="Times New Roman" w:hAnsi="Times New Roman"/>
@@ -507,6 +542,7 @@
         </w:rPr>
         <w:t>Код_подразделения</w:t>
       </w:r>
+      <w:proofErr w:type="spellEnd"/>
       <w:r>
         <w:rPr>
           <w:rFonts w:ascii="Times New Roman" w:hAnsi="Times New Roman"/>
@@ -563,6 +599,7 @@
         </w:rPr>
         <w:t>{{</w:t>
       </w:r>
+      <w:proofErr w:type="spellStart"/>
       <w:r>
         <w:rPr>
           <w:rFonts w:ascii="Times New Roman" w:eastAsia="Times New Roman" w:hAnsi="Times New Roman"/>
@@ -581,6 +618,7 @@
         </w:rPr>
         <w:t>нилс</w:t>
       </w:r>
+      <w:proofErr w:type="spellEnd"/>
       <w:r>
         <w:rPr>
           <w:rFonts w:ascii="Times New Roman" w:eastAsia="Times New Roman" w:hAnsi="Times New Roman"/>
@@ -641,6 +679,7 @@
         </w:rPr>
         <w:t>{{</w:t>
       </w:r>
+      <w:proofErr w:type="spellStart"/>
       <w:r>
         <w:rPr>
           <w:rFonts w:ascii="Times New Roman" w:eastAsia="Times New Roman" w:hAnsi="Times New Roman"/>
@@ -650,6 +689,7 @@
         </w:rPr>
         <w:t>Номер_инн</w:t>
       </w:r>
+      <w:proofErr w:type="spellEnd"/>
       <w:r>
         <w:rPr>
           <w:rFonts w:ascii="Times New Roman" w:eastAsia="Times New Roman" w:hAnsi="Times New Roman"/>
@@ -707,7 +747,16 @@
           <w:sz w:val="24"/>
           <w:szCs w:val="24"/>
         </w:rPr>
-        <w:t>{{Теку</w:t>
+        <w:t>{{</w:t>
+      </w:r>
+      <w:proofErr w:type="spellStart"/>
+      <w:r>
+        <w:rPr>
+          <w:rFonts w:ascii="Times New Roman" w:hAnsi="Times New Roman"/>
+          <w:sz w:val="24"/>
+          <w:szCs w:val="24"/>
+        </w:rPr>
+        <w:t>Теку</w:t>
       </w:r>
       <w:r>
         <w:rPr>
@@ -723,7 +772,16 @@
           <w:sz w:val="24"/>
           <w:szCs w:val="24"/>
         </w:rPr>
-        <w:t>_место_работы}}</w:t>
+        <w:t>_место_работы</w:t>
+      </w:r>
+      <w:proofErr w:type="spellEnd"/>
+      <w:r>
+        <w:rPr>
+          <w:rFonts w:ascii="Times New Roman" w:hAnsi="Times New Roman"/>
+          <w:sz w:val="24"/>
+          <w:szCs w:val="24"/>
+        </w:rPr>
+        <w:t>}}</w:t>
       </w:r>
     </w:p>
     <w:p>
@@ -807,6 +865,7 @@
         </w:rPr>
         <w:t>{{</w:t>
       </w:r>
+      <w:proofErr w:type="spellStart"/>
       <w:r>
         <w:rPr>
           <w:rFonts w:ascii="Times New Roman" w:hAnsi="Times New Roman"/>
@@ -815,6 +874,7 @@
         </w:rPr>
         <w:t>Несовершеннолетние_дети</w:t>
       </w:r>
+      <w:proofErr w:type="spellEnd"/>
       <w:r>
         <w:rPr>
           <w:rFonts w:ascii="Times New Roman" w:hAnsi="Times New Roman"/>
@@ -893,6 +953,7 @@
         </w:rPr>
         <w:t>{{</w:t>
       </w:r>
+      <w:proofErr w:type="spellStart"/>
       <w:r>
         <w:rPr>
           <w:rFonts w:ascii="Times New Roman" w:hAnsi="Times New Roman"/>
@@ -901,6 +962,7 @@
         </w:rPr>
         <w:t>Женатзамужем</w:t>
       </w:r>
+      <w:proofErr w:type="spellEnd"/>
       <w:r>
         <w:rPr>
           <w:rFonts w:ascii="Times New Roman" w:hAnsi="Times New Roman"/>
@@ -926,6 +988,7 @@
         <w:br/>
         <w:t>{{</w:t>
       </w:r>
+      <w:proofErr w:type="spellStart"/>
       <w:r>
         <w:rPr>
           <w:rFonts w:ascii="Times New Roman" w:hAnsi="Times New Roman"/>
@@ -934,6 +997,7 @@
         </w:rPr>
         <w:t>Заинтересованное_лицо</w:t>
       </w:r>
+      <w:proofErr w:type="spellEnd"/>
       <w:r>
         <w:rPr>
           <w:rFonts w:ascii="Times New Roman" w:hAnsi="Times New Roman"/>
@@ -1087,7 +1151,43 @@
           <w:sz w:val="24"/>
           <w:szCs w:val="24"/>
         </w:rPr>
-        <w:t>Государственная пошлина: не взимается (абз. 3 п.п. 8 п. 1 ст. 333.21 НК РФ)</w:t>
+        <w:t>Государственная пошлина: не взимается (</w:t>
+      </w:r>
+      <w:proofErr w:type="spellStart"/>
+      <w:r>
+        <w:rPr>
+          <w:rFonts w:ascii="Times New Roman" w:hAnsi="Times New Roman"/>
+          <w:sz w:val="24"/>
+          <w:szCs w:val="24"/>
+        </w:rPr>
+        <w:t>абз</w:t>
+      </w:r>
+      <w:proofErr w:type="spellEnd"/>
+      <w:r>
+        <w:rPr>
+          <w:rFonts w:ascii="Times New Roman" w:hAnsi="Times New Roman"/>
+          <w:sz w:val="24"/>
+          <w:szCs w:val="24"/>
+        </w:rPr>
+        <w:t xml:space="preserve">. 3 </w:t>
+      </w:r>
+      <w:proofErr w:type="spellStart"/>
+      <w:r>
+        <w:rPr>
+          <w:rFonts w:ascii="Times New Roman" w:hAnsi="Times New Roman"/>
+          <w:sz w:val="24"/>
+          <w:szCs w:val="24"/>
+        </w:rPr>
+        <w:t>п.п</w:t>
+      </w:r>
+      <w:proofErr w:type="spellEnd"/>
+      <w:r>
+        <w:rPr>
+          <w:rFonts w:ascii="Times New Roman" w:hAnsi="Times New Roman"/>
+          <w:sz w:val="24"/>
+          <w:szCs w:val="24"/>
+        </w:rPr>
+        <w:t>. 8 п. 1 ст. 333.21 НК РФ)</w:t>
       </w:r>
       <w:r>
         <w:rPr>
@@ -1558,6 +1658,7 @@
         </w:rPr>
         <w:t>{{</w:t>
       </w:r>
+      <w:proofErr w:type="spellStart"/>
       <w:r>
         <w:rPr>
           <w:rFonts w:ascii="Times New Roman" w:hAnsi="Times New Roman"/>
@@ -1568,6 +1669,7 @@
         </w:rPr>
         <w:t>Общая_сумма_долга</w:t>
       </w:r>
+      <w:proofErr w:type="spellEnd"/>
       <w:r>
         <w:rPr>
           <w:rFonts w:ascii="Times New Roman" w:hAnsi="Times New Roman"/>
@@ -1690,6 +1792,7 @@
         </w:rPr>
         <w:t>{{</w:t>
       </w:r>
+      <w:proofErr w:type="spellStart"/>
       <w:r>
         <w:rPr>
           <w:rFonts w:ascii="Times New Roman" w:hAnsi="Times New Roman"/>
@@ -1698,6 +1801,7 @@
         </w:rPr>
         <w:t>Недвижимое_имущество</w:t>
       </w:r>
+      <w:proofErr w:type="spellEnd"/>
       <w:r>
         <w:rPr>
           <w:rFonts w:ascii="Times New Roman" w:hAnsi="Times New Roman"/>
@@ -1750,6 +1854,7 @@
         </w:rPr>
         <w:t>{{</w:t>
       </w:r>
+      <w:proofErr w:type="spellStart"/>
       <w:r>
         <w:rPr>
           <w:rFonts w:ascii="Times New Roman" w:hAnsi="Times New Roman"/>
@@ -1758,6 +1863,7 @@
         </w:rPr>
         <w:t>Движемое_имущество</w:t>
       </w:r>
+      <w:proofErr w:type="spellEnd"/>
       <w:r>
         <w:rPr>
           <w:rFonts w:ascii="Times New Roman" w:hAnsi="Times New Roman"/>
@@ -1826,6 +1932,7 @@
         </w:rPr>
         <w:t>{{</w:t>
       </w:r>
+      <w:proofErr w:type="spellStart"/>
       <w:r>
         <w:rPr>
           <w:rFonts w:ascii="Times New Roman" w:hAnsi="Times New Roman"/>
@@ -1834,6 +1941,7 @@
         </w:rPr>
         <w:t>Акции_и_иное_участие_в_ком_организациях</w:t>
       </w:r>
+      <w:proofErr w:type="spellEnd"/>
       <w:r>
         <w:rPr>
           <w:rFonts w:ascii="Times New Roman" w:hAnsi="Times New Roman"/>
@@ -1902,6 +2010,7 @@
         </w:rPr>
         <w:t>{{</w:t>
       </w:r>
+      <w:proofErr w:type="spellStart"/>
       <w:r>
         <w:rPr>
           <w:rFonts w:ascii="Times New Roman" w:hAnsi="Times New Roman"/>
@@ -1910,6 +2019,7 @@
         </w:rPr>
         <w:t>Ценные_бумаги</w:t>
       </w:r>
+      <w:proofErr w:type="spellEnd"/>
       <w:r>
         <w:rPr>
           <w:rFonts w:ascii="Times New Roman" w:hAnsi="Times New Roman"/>
@@ -1970,6 +2080,7 @@
         </w:rPr>
         <w:t xml:space="preserve"> {{</w:t>
       </w:r>
+      <w:proofErr w:type="spellStart"/>
       <w:r>
         <w:rPr>
           <w:rFonts w:ascii="Times New Roman" w:hAnsi="Times New Roman"/>
@@ -1978,6 +2089,7 @@
         </w:rPr>
         <w:t>Наличные_и_иное_ценное_имущество</w:t>
       </w:r>
+      <w:proofErr w:type="spellEnd"/>
       <w:r>
         <w:rPr>
           <w:rFonts w:ascii="Times New Roman" w:hAnsi="Times New Roman"/>
@@ -2038,6 +2150,7 @@
         </w:rPr>
         <w:t>{{</w:t>
       </w:r>
+      <w:proofErr w:type="spellStart"/>
       <w:r>
         <w:rPr>
           <w:rFonts w:ascii="Times New Roman" w:hAnsi="Times New Roman"/>
@@ -2062,6 +2175,7 @@
         </w:rPr>
         <w:t>права</w:t>
       </w:r>
+      <w:proofErr w:type="spellEnd"/>
       <w:r>
         <w:rPr>
           <w:rFonts w:ascii="Times New Roman" w:hAnsi="Times New Roman"/>
@@ -2343,8 +2457,9 @@
           <w:sz w:val="24"/>
           <w:szCs w:val="24"/>
         </w:rPr>
-        <w:t>{{Количество_счетов_текстом}}</w:t>
-      </w:r>
+        <w:t>{{</w:t>
+      </w:r>
+      <w:proofErr w:type="spellStart"/>
       <w:r>
         <w:rPr>
           <w:rFonts w:ascii="Times New Roman" w:hAnsi="Times New Roman"/>
@@ -2353,6 +2468,27 @@
           <w:sz w:val="24"/>
           <w:szCs w:val="24"/>
         </w:rPr>
+        <w:t>Количество_счетов_текстом</w:t>
+      </w:r>
+      <w:proofErr w:type="spellEnd"/>
+      <w:r>
+        <w:rPr>
+          <w:rFonts w:ascii="Times New Roman" w:hAnsi="Times New Roman"/>
+          <w:iCs/>
+          <w:color w:val="000000"/>
+          <w:sz w:val="24"/>
+          <w:szCs w:val="24"/>
+        </w:rPr>
+        <w:t>}}</w:t>
+      </w:r>
+      <w:r>
+        <w:rPr>
+          <w:rFonts w:ascii="Times New Roman" w:hAnsi="Times New Roman"/>
+          <w:iCs/>
+          <w:color w:val="000000"/>
+          <w:sz w:val="24"/>
+          <w:szCs w:val="24"/>
+        </w:rPr>
         <w:t xml:space="preserve"> </w:t>
       </w:r>
       <w:r>
@@ -2365,6 +2501,7 @@
         </w:rPr>
         <w:t>в банках и иных кредитных организациях</w:t>
       </w:r>
+      <w:bookmarkEnd w:id="1"/>
       <w:r>
         <w:rPr>
           <w:rFonts w:ascii="Times New Roman" w:hAnsi="Times New Roman"/>
@@ -2373,39 +2510,8 @@
           <w:sz w:val="24"/>
           <w:szCs w:val="24"/>
         </w:rPr>
-        <w:t xml:space="preserve"> (Приложение №</w:t>
-      </w:r>
-      <w:r>
-        <w:rPr>
-          <w:rFonts w:ascii="Times New Roman" w:hAnsi="Times New Roman"/>
-          <w:iCs/>
-          <w:color w:val="000000"/>
-          <w:sz w:val="24"/>
-          <w:szCs w:val="24"/>
-        </w:rPr>
-        <w:t>3, 14</w:t>
-      </w:r>
-      <w:r>
-        <w:rPr>
-          <w:rFonts w:ascii="Times New Roman" w:hAnsi="Times New Roman"/>
-          <w:iCs/>
-          <w:color w:val="000000"/>
-          <w:sz w:val="24"/>
-          <w:szCs w:val="24"/>
-        </w:rPr>
-        <w:t>)</w:t>
-      </w:r>
-      <w:r>
-        <w:rPr>
-          <w:rFonts w:ascii="Times New Roman" w:hAnsi="Times New Roman"/>
-          <w:iCs/>
-          <w:color w:val="000000"/>
-          <w:sz w:val="24"/>
-          <w:szCs w:val="24"/>
-        </w:rPr>
         <w:t>.</w:t>
       </w:r>
-      <w:bookmarkEnd w:id="1"/>
     </w:p>
     <w:p>
       <w:pPr>
@@ -2425,6 +2531,7 @@
         </w:rPr>
         <w:t>{{</w:t>
       </w:r>
+      <w:proofErr w:type="spellStart"/>
       <w:r>
         <w:rPr>
           <w:rFonts w:ascii="Times New Roman" w:hAnsi="Times New Roman"/>
@@ -2433,53 +2540,22 @@
         </w:rPr>
         <w:t>Место_работы</w:t>
       </w:r>
-      <w:r>
-        <w:rPr>
-          <w:rFonts w:ascii="Times New Roman" w:hAnsi="Times New Roman"/>
-          <w:sz w:val="24"/>
-          <w:szCs w:val="24"/>
-        </w:rPr>
-        <w:t xml:space="preserve">}}. </w:t>
-      </w:r>
-      <w:r>
-        <w:rPr>
-          <w:rFonts w:ascii="Times New Roman" w:hAnsi="Times New Roman"/>
-          <w:sz w:val="24"/>
-          <w:szCs w:val="24"/>
-        </w:rPr>
-        <w:t xml:space="preserve">Среднемесячная </w:t>
-      </w:r>
-      <w:r>
-        <w:rPr>
-          <w:rFonts w:ascii="Times New Roman" w:hAnsi="Times New Roman"/>
-          <w:sz w:val="24"/>
-          <w:szCs w:val="24"/>
-        </w:rPr>
-        <w:t>сумма дохода</w:t>
-      </w:r>
-      <w:r>
-        <w:rPr>
-          <w:rFonts w:ascii="Times New Roman" w:hAnsi="Times New Roman"/>
-          <w:sz w:val="24"/>
-          <w:szCs w:val="24"/>
-        </w:rPr>
-        <w:t xml:space="preserve"> за 202</w:t>
-      </w:r>
-      <w:r>
-        <w:rPr>
-          <w:rFonts w:ascii="Times New Roman" w:hAnsi="Times New Roman"/>
-          <w:sz w:val="24"/>
-          <w:szCs w:val="24"/>
-        </w:rPr>
-        <w:t>5</w:t>
-      </w:r>
-      <w:r>
-        <w:rPr>
-          <w:rFonts w:ascii="Times New Roman" w:hAnsi="Times New Roman"/>
-          <w:sz w:val="24"/>
-          <w:szCs w:val="24"/>
-        </w:rPr>
-        <w:t xml:space="preserve"> год</w:t>
+      <w:proofErr w:type="spellEnd"/>
+      <w:r>
+        <w:rPr>
+          <w:rFonts w:ascii="Times New Roman" w:hAnsi="Times New Roman"/>
+          <w:sz w:val="24"/>
+          <w:szCs w:val="24"/>
+        </w:rPr>
+        <w:t>}}</w:t>
+      </w:r>
+      <w:r>
+        <w:rPr>
+          <w:rFonts w:ascii="Times New Roman" w:hAnsi="Times New Roman"/>
+          <w:sz w:val="24"/>
+          <w:szCs w:val="24"/>
+        </w:rPr>
+        <w:t>.</w:t>
       </w:r>
       <w:r>
         <w:rPr>
@@ -2492,116 +2568,13 @@
       <w:r>
         <w:rPr>
           <w:rFonts w:ascii="Times New Roman" w:hAnsi="Times New Roman"/>
-          <w:sz w:val="24"/>
-          <w:szCs w:val="24"/>
-        </w:rPr>
-        <w:t>–</w:t>
-      </w:r>
-      <w:r>
-        <w:rPr>
-          <w:rFonts w:ascii="Times New Roman" w:hAnsi="Times New Roman"/>
-          <w:sz w:val="24"/>
-          <w:szCs w:val="24"/>
-        </w:rPr>
-        <w:t xml:space="preserve"> </w:t>
-      </w:r>
-      <w:r>
-        <w:rPr>
-          <w:rFonts w:ascii="Times New Roman" w:hAnsi="Times New Roman"/>
+          <w:color w:val="000000"/>
           <w:sz w:val="24"/>
           <w:szCs w:val="24"/>
         </w:rPr>
         <w:t>{{</w:t>
       </w:r>
-      <w:r>
-        <w:rPr>
-          <w:rFonts w:ascii="Times New Roman" w:hAnsi="Times New Roman"/>
-          <w:sz w:val="24"/>
-          <w:szCs w:val="24"/>
-        </w:rPr>
-        <w:t>Средняя_зп_за_месяц</w:t>
-      </w:r>
-      <w:r>
-        <w:rPr>
-          <w:rFonts w:ascii="Times New Roman" w:hAnsi="Times New Roman"/>
-          <w:sz w:val="24"/>
-          <w:szCs w:val="24"/>
-        </w:rPr>
-        <w:t>}}</w:t>
-      </w:r>
-      <w:r>
-        <w:rPr>
-          <w:rFonts w:ascii="Times New Roman" w:hAnsi="Times New Roman"/>
-          <w:sz w:val="24"/>
-          <w:szCs w:val="24"/>
-        </w:rPr>
-        <w:t xml:space="preserve"> </w:t>
-      </w:r>
-      <w:r>
-        <w:rPr>
-          <w:rFonts w:ascii="Times New Roman" w:hAnsi="Times New Roman"/>
-          <w:sz w:val="24"/>
-          <w:szCs w:val="24"/>
-        </w:rPr>
-        <w:t>рублей</w:t>
-      </w:r>
-      <w:r>
-        <w:rPr>
-          <w:rFonts w:ascii="Times New Roman" w:hAnsi="Times New Roman"/>
-          <w:sz w:val="24"/>
-          <w:szCs w:val="24"/>
-        </w:rPr>
-        <w:t xml:space="preserve"> </w:t>
-      </w:r>
-      <w:r>
-        <w:rPr>
-          <w:rFonts w:ascii="Times New Roman" w:hAnsi="Times New Roman"/>
-          <w:sz w:val="24"/>
-          <w:szCs w:val="24"/>
-        </w:rPr>
-        <w:t>(Приложение №</w:t>
-      </w:r>
-      <w:r>
-        <w:rPr>
-          <w:rFonts w:ascii="Times New Roman" w:hAnsi="Times New Roman"/>
-          <w:sz w:val="24"/>
-          <w:szCs w:val="24"/>
-        </w:rPr>
-        <w:t>10</w:t>
-      </w:r>
-      <w:r>
-        <w:rPr>
-          <w:rFonts w:ascii="Times New Roman" w:hAnsi="Times New Roman"/>
-          <w:sz w:val="24"/>
-          <w:szCs w:val="24"/>
-        </w:rPr>
-        <w:t>)</w:t>
-      </w:r>
-      <w:r>
-        <w:rPr>
-          <w:rFonts w:ascii="Times New Roman" w:hAnsi="Times New Roman"/>
-          <w:sz w:val="24"/>
-          <w:szCs w:val="24"/>
-        </w:rPr>
-        <w:t>.</w:t>
-      </w:r>
-      <w:r>
-        <w:rPr>
-          <w:rFonts w:ascii="Times New Roman" w:hAnsi="Times New Roman"/>
-          <w:sz w:val="24"/>
-          <w:szCs w:val="24"/>
-        </w:rPr>
-        <w:t xml:space="preserve"> </w:t>
-      </w:r>
-      <w:r>
-        <w:rPr>
-          <w:rFonts w:ascii="Times New Roman" w:hAnsi="Times New Roman"/>
-          <w:color w:val="000000"/>
-          <w:sz w:val="24"/>
-          <w:szCs w:val="24"/>
-        </w:rPr>
-        <w:t>{{</w:t>
-      </w:r>
+      <w:proofErr w:type="spellStart"/>
       <w:r>
         <w:rPr>
           <w:rFonts w:ascii="Times New Roman" w:hAnsi="Times New Roman"/>
@@ -2611,6 +2584,7 @@
         </w:rPr>
         <w:t>Иные_доходы</w:t>
       </w:r>
+      <w:proofErr w:type="spellEnd"/>
       <w:r>
         <w:rPr>
           <w:rFonts w:ascii="Times New Roman" w:hAnsi="Times New Roman"/>
@@ -2641,6 +2615,7 @@
         </w:rPr>
         <w:t>{{</w:t>
       </w:r>
+      <w:proofErr w:type="spellStart"/>
       <w:r>
         <w:rPr>
           <w:rFonts w:ascii="Times New Roman" w:hAnsi="Times New Roman"/>
@@ -2657,6 +2632,7 @@
         </w:rPr>
         <w:t>етей_и_брак</w:t>
       </w:r>
+      <w:proofErr w:type="spellEnd"/>
       <w:r>
         <w:rPr>
           <w:rFonts w:ascii="Times New Roman" w:hAnsi="Times New Roman"/>
@@ -2689,6 +2665,7 @@
         </w:rPr>
         <w:t>{{</w:t>
       </w:r>
+      <w:proofErr w:type="spellStart"/>
       <w:r>
         <w:rPr>
           <w:rFonts w:ascii="Times New Roman" w:hAnsi="Times New Roman"/>
@@ -2697,6 +2674,7 @@
         </w:rPr>
         <w:t>Нету_гибдд</w:t>
       </w:r>
+      <w:proofErr w:type="spellEnd"/>
       <w:r>
         <w:rPr>
           <w:rFonts w:ascii="Times New Roman" w:hAnsi="Times New Roman"/>
@@ -2727,6 +2705,7 @@
         </w:rPr>
         <w:t>{{</w:t>
       </w:r>
+      <w:proofErr w:type="spellStart"/>
       <w:r>
         <w:rPr>
           <w:rFonts w:ascii="Times New Roman" w:hAnsi="Times New Roman"/>
@@ -2736,6 +2715,7 @@
         </w:rPr>
         <w:t>Административная_ответственность</w:t>
       </w:r>
+      <w:proofErr w:type="spellEnd"/>
       <w:r>
         <w:rPr>
           <w:rFonts w:ascii="Times New Roman" w:hAnsi="Times New Roman"/>
@@ -3074,6 +3054,7 @@
         </w:rPr>
         <w:t>{{</w:t>
       </w:r>
+      <w:proofErr w:type="spellStart"/>
       <w:r>
         <w:rPr>
           <w:rFonts w:ascii="Times New Roman" w:hAnsi="Times New Roman"/>
@@ -3092,6 +3073,7 @@
         </w:rPr>
         <w:t>вп</w:t>
       </w:r>
+      <w:proofErr w:type="spellEnd"/>
       <w:r>
         <w:rPr>
           <w:rFonts w:ascii="Times New Roman" w:hAnsi="Times New Roman"/>
@@ -3116,7 +3098,25 @@
           <w:sz w:val="24"/>
           <w:szCs w:val="24"/>
         </w:rPr>
-        <w:t>{{Дата_рождения}} года рождения</w:t>
+        <w:t>{{</w:t>
+      </w:r>
+      <w:proofErr w:type="spellStart"/>
+      <w:r>
+        <w:rPr>
+          <w:rFonts w:ascii="Times New Roman" w:hAnsi="Times New Roman"/>
+          <w:sz w:val="24"/>
+          <w:szCs w:val="24"/>
+        </w:rPr>
+        <w:t>Дата_рождения</w:t>
+      </w:r>
+      <w:proofErr w:type="spellEnd"/>
+      <w:r>
+        <w:rPr>
+          <w:rFonts w:ascii="Times New Roman" w:hAnsi="Times New Roman"/>
+          <w:sz w:val="24"/>
+          <w:szCs w:val="24"/>
+        </w:rPr>
+        <w:t>}} года рождения</w:t>
       </w:r>
       <w:r>
         <w:rPr>
@@ -3205,6 +3205,7 @@
         </w:rPr>
         <w:t xml:space="preserve"> {{</w:t>
       </w:r>
+      <w:proofErr w:type="spellStart"/>
       <w:r>
         <w:rPr>
           <w:rFonts w:ascii="Times New Roman" w:hAnsi="Times New Roman"/>
@@ -3214,6 +3215,7 @@
         </w:rPr>
         <w:t>ФИО_рп</w:t>
       </w:r>
+      <w:proofErr w:type="spellEnd"/>
       <w:r>
         <w:rPr>
           <w:rFonts w:ascii="Times New Roman" w:hAnsi="Times New Roman"/>
@@ -3238,7 +3240,25 @@
           <w:sz w:val="24"/>
           <w:szCs w:val="24"/>
         </w:rPr>
-        <w:t>{{Дата_рождения}} года рождения,</w:t>
+        <w:t>{{</w:t>
+      </w:r>
+      <w:proofErr w:type="spellStart"/>
+      <w:r>
+        <w:rPr>
+          <w:rFonts w:ascii="Times New Roman" w:hAnsi="Times New Roman"/>
+          <w:sz w:val="24"/>
+          <w:szCs w:val="24"/>
+        </w:rPr>
+        <w:t>Дата_рождения</w:t>
+      </w:r>
+      <w:proofErr w:type="spellEnd"/>
+      <w:r>
+        <w:rPr>
+          <w:rFonts w:ascii="Times New Roman" w:hAnsi="Times New Roman"/>
+          <w:sz w:val="24"/>
+          <w:szCs w:val="24"/>
+        </w:rPr>
+        <w:t>}} года рождения,</w:t>
       </w:r>
       <w:r>
         <w:rPr>
@@ -3761,6 +3781,7 @@
               </w:rPr>
               <w:t>{{</w:t>
             </w:r>
+            <w:proofErr w:type="spellStart"/>
             <w:r>
               <w:rPr>
                 <w:rFonts w:ascii="Times New Roman" w:hAnsi="Times New Roman"/>
@@ -3770,6 +3791,7 @@
               </w:rPr>
               <w:t>АДень</w:t>
             </w:r>
+            <w:proofErr w:type="spellEnd"/>
             <w:r>
               <w:rPr>
                 <w:rFonts w:ascii="Times New Roman" w:hAnsi="Times New Roman"/>
@@ -3845,6 +3867,7 @@
               </w:rPr>
               <w:t>{{</w:t>
             </w:r>
+            <w:proofErr w:type="spellStart"/>
             <w:r>
               <w:rPr>
                 <w:rFonts w:ascii="Times New Roman" w:hAnsi="Times New Roman"/>
@@ -3854,6 +3877,7 @@
               </w:rPr>
               <w:t>АМесяц</w:t>
             </w:r>
+            <w:proofErr w:type="spellEnd"/>
             <w:r>
               <w:rPr>
                 <w:rFonts w:ascii="Times New Roman" w:hAnsi="Times New Roman"/>
@@ -3919,6 +3943,7 @@
               </w:rPr>
               <w:t>{{</w:t>
             </w:r>
+            <w:proofErr w:type="spellStart"/>
             <w:r>
               <w:rPr>
                 <w:rFonts w:ascii="Times New Roman" w:hAnsi="Times New Roman"/>
@@ -3928,6 +3953,7 @@
               </w:rPr>
               <w:t>АГод</w:t>
             </w:r>
+            <w:proofErr w:type="spellEnd"/>
             <w:r>
               <w:rPr>
                 <w:rFonts w:ascii="Times New Roman" w:hAnsi="Times New Roman"/>
